--- a/doc/各个主题/主题1-如何阅读各个版本的tomcat/主题1-如何阅读各个版本的tomcat.docx
+++ b/doc/各个主题/主题1-如何阅读各个版本的tomcat/主题1-如何阅读各个版本的tomcat.docx
@@ -3978,230 +3978,237 @@
       </w:pPr>
       <w:r>
         <w:rPr>
-          <w:rFonts w:hint="eastAsia"/>
-          <w:lang w:val="en-US" w:eastAsia="zh-Hans"/>
-        </w:rPr>
-        <w:t>总结</w:t>
-      </w:r>
-    </w:p>
-    <w:p>
-      <w:pPr>
-        <w:ind w:firstLine="420" w:firstLineChars="0"/>
-        <w:rPr>
-          <w:rFonts w:hint="default"/>
-          <w:lang w:val="en-US" w:eastAsia="zh-Hans"/>
-        </w:rPr>
-      </w:pPr>
-      <w:r>
-        <w:rPr>
-          <w:rFonts w:hint="eastAsia"/>
-          <w:lang w:val="en-US" w:eastAsia="zh-Hans"/>
-        </w:rPr>
-        <w:t>到此为止，我们就搞清楚了</w:t>
-      </w:r>
-      <w:r>
-        <w:rPr>
           <w:rFonts w:hint="default"/>
           <w:lang w:eastAsia="zh-Hans"/>
         </w:rPr>
         <w:t>pipeline</w:t>
-      </w:r>
-      <w:r>
-        <w:rPr>
-          <w:rFonts w:hint="eastAsia"/>
-          <w:lang w:val="en-US" w:eastAsia="zh-Hans"/>
-        </w:rPr>
-        <w:t>功能演进的脉络：</w:t>
-      </w:r>
-      <w:r>
-        <w:rPr>
-          <w:rFonts w:hint="default"/>
-          <w:lang w:eastAsia="zh-Hans"/>
-        </w:rPr>
-        <w:t>tomat4</w:t>
-      </w:r>
-      <w:r>
-        <w:rPr>
-          <w:rFonts w:hint="eastAsia"/>
-          <w:lang w:val="en-US" w:eastAsia="zh-Hans"/>
-        </w:rPr>
-        <w:t>处于转型之中，</w:t>
-      </w:r>
-      <w:r>
-        <w:rPr>
-          <w:rFonts w:hint="default"/>
-          <w:lang w:eastAsia="zh-Hans"/>
-        </w:rPr>
-        <w:t>tomcat5-tomcat11</w:t>
-      </w:r>
-      <w:r>
-        <w:rPr>
-          <w:rFonts w:hint="eastAsia"/>
-          <w:lang w:val="en-US" w:eastAsia="zh-Hans"/>
-        </w:rPr>
-        <w:t>就基本定型了。一直沿用一种</w:t>
-      </w:r>
-      <w:r>
-        <w:rPr>
-          <w:rFonts w:hint="default"/>
-          <w:lang w:eastAsia="zh-Hans"/>
-        </w:rPr>
-        <w:t>pipeline</w:t>
-      </w:r>
-      <w:r>
-        <w:rPr>
-          <w:rFonts w:hint="eastAsia"/>
-          <w:lang w:val="en-US" w:eastAsia="zh-Hans"/>
-        </w:rPr>
-        <w:t>实现方式。</w:t>
-      </w:r>
-    </w:p>
-    <w:p>
-      <w:pPr>
-        <w:bidi w:val="0"/>
-        <w:ind w:firstLine="420" w:firstLineChars="0"/>
-        <w:rPr>
-          <w:rFonts w:hint="eastAsia"/>
-          <w:lang w:eastAsia="zh-Hans"/>
-        </w:rPr>
-      </w:pPr>
-      <w:r>
-        <w:rPr>
-          <w:rFonts w:hint="eastAsia"/>
-          <w:lang w:val="en-US" w:eastAsia="zh-Hans"/>
-        </w:rPr>
-        <w:t>另外，从pi</w:t>
-      </w:r>
-      <w:r>
-        <w:rPr>
-          <w:rFonts w:hint="default"/>
-          <w:lang w:eastAsia="zh-Hans"/>
-        </w:rPr>
-        <w:t>peline</w:t>
-      </w:r>
-      <w:r>
-        <w:rPr>
-          <w:rFonts w:hint="eastAsia"/>
-          <w:lang w:val="en-US" w:eastAsia="zh-Hans"/>
-        </w:rPr>
-        <w:t>这个功能的演进过程我们可以看到，《How</w:t>
-      </w:r>
-      <w:r>
-        <w:rPr>
-          <w:rFonts w:hint="default"/>
-          <w:lang w:eastAsia="zh-Hans"/>
-        </w:rPr>
-        <w:t xml:space="preserve"> Tomcat Works</w:t>
-      </w:r>
-      <w:r>
-        <w:rPr>
-          <w:rFonts w:hint="eastAsia"/>
-          <w:lang w:val="en-US" w:eastAsia="zh-Hans"/>
-        </w:rPr>
-        <w:t>》这本主要是依托于</w:t>
-      </w:r>
-      <w:r>
-        <w:rPr>
-          <w:rFonts w:hint="default"/>
-          <w:lang w:eastAsia="zh-Hans"/>
-        </w:rPr>
-        <w:t>tomcat4</w:t>
-      </w:r>
-      <w:r>
-        <w:rPr>
-          <w:rFonts w:hint="eastAsia"/>
-          <w:lang w:eastAsia="zh-Hans"/>
-        </w:rPr>
-        <w:t>。</w:t>
-      </w:r>
-    </w:p>
-    <w:p>
-      <w:pPr>
-        <w:bidi w:val="0"/>
-        <w:ind w:firstLine="420" w:firstLineChars="0"/>
-        <w:rPr>
-          <w:rFonts w:hint="default"/>
-          <w:lang w:eastAsia="zh-Hans"/>
-        </w:rPr>
-      </w:pPr>
-      <w:r>
-        <w:rPr>
-          <w:rFonts w:hint="eastAsia"/>
-          <w:lang w:val="en-US" w:eastAsia="zh-Hans"/>
-        </w:rPr>
-        <w:t>当然，基于pipe</w:t>
-      </w:r>
-      <w:r>
-        <w:rPr>
-          <w:rFonts w:hint="default"/>
-          <w:lang w:eastAsia="zh-Hans"/>
-        </w:rPr>
-        <w:t>line</w:t>
-      </w:r>
-      <w:r>
-        <w:rPr>
-          <w:rFonts w:hint="eastAsia"/>
-          <w:lang w:val="en-US" w:eastAsia="zh-Hans"/>
-        </w:rPr>
-        <w:t>还有很多相关源码，比如，有哪些重要的</w:t>
-      </w:r>
-      <w:r>
-        <w:rPr>
-          <w:rFonts w:hint="default"/>
-          <w:lang w:eastAsia="zh-Hans"/>
-        </w:rPr>
-        <w:t>valve</w:t>
-      </w:r>
-      <w:r>
-        <w:rPr>
-          <w:rFonts w:hint="eastAsia"/>
-          <w:lang w:val="en-US" w:eastAsia="zh-Hans"/>
-        </w:rPr>
-        <w:t>实现</w:t>
-      </w:r>
-      <w:r>
-        <w:rPr>
-          <w:rFonts w:hint="default"/>
-          <w:lang w:eastAsia="zh-Hans"/>
-        </w:rPr>
-        <w:t>(</w:t>
-      </w:r>
-      <w:r>
-        <w:rPr>
-          <w:rFonts w:hint="eastAsia"/>
-          <w:lang w:val="en-US" w:eastAsia="zh-Hans"/>
-        </w:rPr>
-        <w:t>参考</w:t>
-      </w:r>
-      <w:r>
-        <w:rPr>
-          <w:rFonts w:hint="default"/>
-        </w:rPr>
-        <w:t>org.apache.catalina.valves</w:t>
-      </w:r>
-      <w:r>
-        <w:rPr>
-          <w:rFonts w:hint="eastAsia"/>
-          <w:lang w:val="en-US" w:eastAsia="zh-Hans"/>
-        </w:rPr>
-        <w:t>这个</w:t>
-      </w:r>
-      <w:r>
-        <w:rPr>
-          <w:rFonts w:hint="default"/>
-          <w:lang w:eastAsia="zh-Hans"/>
-        </w:rPr>
-        <w:t>package)</w:t>
-      </w:r>
-      <w:r>
-        <w:rPr>
-          <w:rFonts w:hint="eastAsia"/>
-          <w:lang w:eastAsia="zh-Hans"/>
-        </w:rPr>
-        <w:t>、</w:t>
       </w:r>
       <w:bookmarkStart w:id="0" w:name="_GoBack"/>
       <w:bookmarkEnd w:id="0"/>
+      <w:r>
+        <w:rPr>
+          <w:rFonts w:hint="eastAsia"/>
+          <w:lang w:val="en-US" w:eastAsia="zh-Hans"/>
+        </w:rPr>
+        <w:t>总结</w:t>
+      </w:r>
+    </w:p>
+    <w:p>
+      <w:pPr>
+        <w:ind w:firstLine="420" w:firstLineChars="0"/>
+        <w:rPr>
+          <w:rFonts w:hint="default"/>
+          <w:lang w:val="en-US" w:eastAsia="zh-Hans"/>
+        </w:rPr>
+      </w:pPr>
+      <w:r>
+        <w:rPr>
+          <w:rFonts w:hint="eastAsia"/>
+          <w:lang w:val="en-US" w:eastAsia="zh-Hans"/>
+        </w:rPr>
+        <w:t>到此为止，我们就搞清楚了</w:t>
+      </w:r>
+      <w:r>
+        <w:rPr>
+          <w:rFonts w:hint="default"/>
+          <w:lang w:eastAsia="zh-Hans"/>
+        </w:rPr>
+        <w:t>pipeline</w:t>
+      </w:r>
+      <w:r>
+        <w:rPr>
+          <w:rFonts w:hint="eastAsia"/>
+          <w:lang w:val="en-US" w:eastAsia="zh-Hans"/>
+        </w:rPr>
+        <w:t>功能演进的脉络：</w:t>
+      </w:r>
+      <w:r>
+        <w:rPr>
+          <w:rFonts w:hint="default"/>
+          <w:lang w:eastAsia="zh-Hans"/>
+        </w:rPr>
+        <w:t>tomat4</w:t>
+      </w:r>
+      <w:r>
+        <w:rPr>
+          <w:rFonts w:hint="eastAsia"/>
+          <w:lang w:val="en-US" w:eastAsia="zh-Hans"/>
+        </w:rPr>
+        <w:t>处于转型之中，</w:t>
+      </w:r>
+      <w:r>
+        <w:rPr>
+          <w:rFonts w:hint="default"/>
+          <w:lang w:eastAsia="zh-Hans"/>
+        </w:rPr>
+        <w:t>tomcat5-tomcat11</w:t>
+      </w:r>
+      <w:r>
+        <w:rPr>
+          <w:rFonts w:hint="eastAsia"/>
+          <w:lang w:val="en-US" w:eastAsia="zh-Hans"/>
+        </w:rPr>
+        <w:t>就基本定型了。一直沿用一种</w:t>
+      </w:r>
+      <w:r>
+        <w:rPr>
+          <w:rFonts w:hint="default"/>
+          <w:lang w:eastAsia="zh-Hans"/>
+        </w:rPr>
+        <w:t>pipeline</w:t>
+      </w:r>
+      <w:r>
+        <w:rPr>
+          <w:rFonts w:hint="eastAsia"/>
+          <w:lang w:val="en-US" w:eastAsia="zh-Hans"/>
+        </w:rPr>
+        <w:t>实现方式。</w:t>
+      </w:r>
+    </w:p>
+    <w:p>
+      <w:pPr>
+        <w:bidi w:val="0"/>
+        <w:ind w:firstLine="420" w:firstLineChars="0"/>
+        <w:rPr>
+          <w:rFonts w:hint="eastAsia"/>
+          <w:lang w:eastAsia="zh-Hans"/>
+        </w:rPr>
+      </w:pPr>
+      <w:r>
+        <w:rPr>
+          <w:rFonts w:hint="eastAsia"/>
+          <w:lang w:val="en-US" w:eastAsia="zh-Hans"/>
+        </w:rPr>
+        <w:t>另外，从pi</w:t>
+      </w:r>
+      <w:r>
+        <w:rPr>
+          <w:rFonts w:hint="default"/>
+          <w:lang w:eastAsia="zh-Hans"/>
+        </w:rPr>
+        <w:t>peline</w:t>
+      </w:r>
+      <w:r>
+        <w:rPr>
+          <w:rFonts w:hint="eastAsia"/>
+          <w:lang w:val="en-US" w:eastAsia="zh-Hans"/>
+        </w:rPr>
+        <w:t>这个功能的演进过程我们可以看到，《How</w:t>
+      </w:r>
+      <w:r>
+        <w:rPr>
+          <w:rFonts w:hint="default"/>
+          <w:lang w:eastAsia="zh-Hans"/>
+        </w:rPr>
+        <w:t xml:space="preserve"> Tomcat Works</w:t>
+      </w:r>
+      <w:r>
+        <w:rPr>
+          <w:rFonts w:hint="eastAsia"/>
+          <w:lang w:val="en-US" w:eastAsia="zh-Hans"/>
+        </w:rPr>
+        <w:t>》这本主要是依托于</w:t>
+      </w:r>
+      <w:r>
+        <w:rPr>
+          <w:rFonts w:hint="default"/>
+          <w:lang w:eastAsia="zh-Hans"/>
+        </w:rPr>
+        <w:t>tomcat4</w:t>
+      </w:r>
+      <w:r>
+        <w:rPr>
+          <w:rFonts w:hint="eastAsia"/>
+          <w:lang w:eastAsia="zh-Hans"/>
+        </w:rPr>
+        <w:t>。</w:t>
+      </w:r>
+    </w:p>
+    <w:p>
+      <w:pPr>
+        <w:bidi w:val="0"/>
+        <w:ind w:firstLine="420" w:firstLineChars="0"/>
+        <w:rPr>
+          <w:rFonts w:hint="default"/>
+          <w:lang w:eastAsia="zh-Hans"/>
+        </w:rPr>
+      </w:pPr>
+      <w:r>
+        <w:rPr>
+          <w:rFonts w:hint="eastAsia"/>
+          <w:lang w:val="en-US" w:eastAsia="zh-Hans"/>
+        </w:rPr>
+        <w:t>当然，基于pipe</w:t>
+      </w:r>
+      <w:r>
+        <w:rPr>
+          <w:rFonts w:hint="default"/>
+          <w:lang w:eastAsia="zh-Hans"/>
+        </w:rPr>
+        <w:t>line</w:t>
+      </w:r>
+      <w:r>
+        <w:rPr>
+          <w:rFonts w:hint="eastAsia"/>
+          <w:lang w:val="en-US" w:eastAsia="zh-Hans"/>
+        </w:rPr>
+        <w:t>还有很多相关源码，比如，有哪些重要的</w:t>
+      </w:r>
+      <w:r>
+        <w:rPr>
+          <w:rFonts w:hint="default"/>
+          <w:lang w:eastAsia="zh-Hans"/>
+        </w:rPr>
+        <w:t>valve</w:t>
+      </w:r>
+      <w:r>
+        <w:rPr>
+          <w:rFonts w:hint="eastAsia"/>
+          <w:lang w:val="en-US" w:eastAsia="zh-Hans"/>
+        </w:rPr>
+        <w:t>实现</w:t>
+      </w:r>
+      <w:r>
+        <w:rPr>
+          <w:rFonts w:hint="default"/>
+          <w:lang w:eastAsia="zh-Hans"/>
+        </w:rPr>
+        <w:t>(</w:t>
+      </w:r>
+      <w:r>
+        <w:rPr>
+          <w:rFonts w:hint="eastAsia"/>
+          <w:lang w:val="en-US" w:eastAsia="zh-Hans"/>
+        </w:rPr>
+        <w:t>参考</w:t>
+      </w:r>
+      <w:r>
+        <w:rPr>
+          <w:rFonts w:hint="default"/>
+        </w:rPr>
+        <w:t>org.apache.catalina.valves</w:t>
+      </w:r>
+      <w:r>
+        <w:rPr>
+          <w:rFonts w:hint="eastAsia"/>
+          <w:lang w:val="en-US" w:eastAsia="zh-Hans"/>
+        </w:rPr>
+        <w:t>这个</w:t>
+      </w:r>
+      <w:r>
+        <w:rPr>
+          <w:rFonts w:hint="default"/>
+          <w:lang w:eastAsia="zh-Hans"/>
+        </w:rPr>
+        <w:t>package)</w:t>
+      </w:r>
+      <w:r>
+        <w:rPr>
+          <w:rFonts w:hint="eastAsia"/>
+          <w:lang w:eastAsia="zh-Hans"/>
+        </w:rPr>
+        <w:t>、</w:t>
+      </w:r>
     </w:p>
     <w:p>
       <w:pPr>
